--- a/outbox/382-433 OZON ТО склады СМР ЭОМ ВК/Письмо-КП_НЕОСТРОЙ_OZON склады МСК-2.docx
+++ b/outbox/382-433 OZON ТО склады СМР ЭОМ ВК/Письмо-КП_НЕОСТРОЙ_OZON склады МСК-2.docx
@@ -25,14 +25,10 @@
     </w:p>
     <w:p>
       <w:r>
-        <w:t xml:space="preserve">Предмет: Единичные расценки на ремонтные работы СМР, ЭОМ и ВК складов OZON, Москва и МО, 2027–2028. </w:t>
+        <w:t>Предмет: Единичные расценки на ремонтные работы СМР, ЭОМ и ВК складов OZON, Москва и МО, 2027–2028. Стоимость работ и материалов — 275 637 150,77 руб. без НДС, 336 277 323,94 руб. с НДС 22 %.</w:t>
       </w:r>
-      <w:r>
-        <w:t xml:space="preserve">Стоимость работ и материалов — 255,296,082.48 руб. без НДС, </w:t>
-      </w:r>
-      <w:r>
-        <w:t>311,461,220.63 руб. с НДС 22 %.</w:t>
-      </w:r>
+      <w:r/>
+      <w:r/>
     </w:p>
     <w:p>
       <w:r>
